--- a/cases/brightwater-acquisition/docs/01_spa_draft_7_2025-03-07.docx
+++ b/cases/brightwater-acquisition/docs/01_spa_draft_7_2025-03-07.docx
@@ -51,7 +51,7 @@
         <w:rPr>
           <w:b w:val="0"/>
         </w:rPr>
-        <w:t xml:space="preserve"> (company number 11483920) of 14 Bruton Place, London W1J 6LX (the "Buyer")</w:t>
+        <w:t xml:space="preserve"> (company number 00000001) of 14 Ashgrove Mews, London ZZ3 6LX (the "Buyer")</w:t>
       </w:r>
     </w:p>
     <w:p>
@@ -65,7 +65,7 @@
         <w:rPr>
           <w:b w:val="0"/>
         </w:rPr>
-        <w:t xml:space="preserve"> (company number 10177245) of Floor 3, 26 Clerkenwell Road, London EC1M 5PQ (the "Company")</w:t>
+        <w:t xml:space="preserve"> (company number 00000002) of Floor 3, 26 Copperfield Yard, London ZZ4 5PQ (the "Company")</w:t>
       </w:r>
     </w:p>
     <w:p>
